--- a/LLM_Wiki_Report.docx
+++ b/LLM_Wiki_Report.docx
@@ -38,7 +38,7 @@
           <w:sz w:val="28"/>
           <w:szCs w:val="28"/>
         </w:rPr>
-        <w:t xml:space="preserve">Knowledge Management aziendale potenziato dall’intelligenza artificiale</w:t>
+        <w:t xml:space="preserve">Knowledge Management aziendale potenziato dall'intelligenza artificiale</w:t>
       </w:r>
     </w:p>
     <w:p>
@@ -83,7 +83,7 @@
           <w:sz w:val="22"/>
           <w:szCs w:val="22"/>
         </w:rPr>
-        <w:t xml:space="preserve">Potenzialità, architettura e sfruttabilità in contesto enterprise</w:t>
+        <w:t xml:space="preserve">Potenzialita, architettura e sfruttabilita in contesto enterprise</w:t>
       </w:r>
     </w:p>
     <w:p>
@@ -288,7 +288,7 @@
                 <w:sz w:val="20"/>
                 <w:szCs w:val="20"/>
               </w:rPr>
-              <w:t xml:space="preserve">Team tecnico — contesto aziendale / enterprise</w:t>
+              <w:t xml:space="preserve">Team tecnico -- contesto aziendale / enterprise</w:t>
             </w:r>
           </w:p>
         </w:tc>
@@ -436,7 +436,7 @@
           <w:sz w:val="18"/>
           <w:szCs w:val="18"/>
         </w:rPr>
-        <w:t xml:space="preserve">Confidenziale — uso interno</w:t>
+        <w:t xml:space="preserve">Confidenziale -- uso interno</w:t>
       </w:r>
     </w:p>
     <w:p>
@@ -517,7 +517,7 @@
           <w:sz w:val="22"/>
           <w:szCs w:val="22"/>
         </w:rPr>
-        <w:t xml:space="preserve">LLM Wiki è un sistema di knowledge management aziendale in cui un Large Language Model (LLM) compila e mantiene autonomamente una base di conoscenza strutturata in formato Markdown. A differenza degli approcci tradizionali — come il RAG (Retrieval-Augmented Generation) — la conoscenza non viene recuperata al volo da documenti grezzi, ma viene sintetizzata preventivamente in pagine intercollegat e arricchite ad ogni nuova fonte.</w:t>
+        <w:t xml:space="preserve">LLM Wiki e un sistema di knowledge management aziendale in cui un Large Language Model compila e mantiene autonomamente una base di conoscenza strutturata in formato Markdown. A differenza degli approcci tradizionali come il RAG (Retrieval-Augmented Generation), la conoscenza non viene recuperata al volo da documenti grezzi, ma viene sintetizzata preventivamente in pagine intercollegat e arricchite ad ogni nuova fonte.</w:t>
       </w:r>
     </w:p>
     <w:p>
@@ -532,7 +532,7 @@
           <w:sz w:val="22"/>
           <w:szCs w:val="22"/>
         </w:rPr>
-        <w:t xml:space="preserve">Il pattern, ideato da Andrej Karpathy e testato concretamente nella wiki allegata a questo report, risolve uno dei problemi fondamentali della gestione della conoscenza aziendale: il costo di manutenzione. L’LLM svolge il lavoro di bookkeeping che normalmente porta i wiki aziendali a obsolescenza e abbandono.</w:t>
+        <w:t xml:space="preserve">Il pattern, ideato da Andrej Karpathy e testato concretamente nella wiki allegata a questo report, risolve uno dei problemi fondamentali della gestione della conoscenza aziendale: il costo di manutenzione. L'LLM svolge il lavoro di bookkeeping che normalmente porta i wiki aziendali a obsolescenza e abbandono.</w:t>
       </w:r>
     </w:p>
     <w:p>
@@ -586,7 +586,7 @@
                 <w:sz w:val="21"/>
                 <w:szCs w:val="21"/>
               </w:rPr>
-              <w:t xml:space="preserve">"The tedious part of maintaining a knowledge base is not the reading or the thinking — it's the bookkeeping." — LLM Wiki Pattern (Karpathy, 2026)</w:t>
+              <w:t xml:space="preserve">The tedious part of maintaining a knowledge base is not the reading or the thinking -- it's the bookkeeping. -- LLM Wiki Pattern (Karpathy, 2026)</w:t>
             </w:r>
           </w:p>
         </w:tc>
@@ -609,7 +609,7 @@
           <w:sz w:val="22"/>
           <w:szCs w:val="22"/>
         </w:rPr>
-        <w:t xml:space="preserve">Questo report illustra l’architettura del sistema, le sue potenzialità in contesto enterprise, il confronto con soluzioni alternative e i possibili scenari di adozione, a partire dal caso d’uso concreto già operativo.</w:t>
+        <w:t xml:space="preserve">Questo report illustra l'architettura del sistema, le sue potenzialita in contesto enterprise, il confronto con soluzioni alternative e i possibili scenari di adozione, a partire dal caso d'uso concreto gia operativo.</w:t>
       </w:r>
     </w:p>
     <w:p>
@@ -661,7 +661,7 @@
           <w:sz w:val="22"/>
           <w:szCs w:val="22"/>
         </w:rPr>
-        <w:t xml:space="preserve">I wiki aziendali rappresentano da decenni lo strumento ideale per capitalizzare la conoscenza interna. Nella pratica, tuttavia, quasi tutti falliscono per la stessa ragione: la manutenzione. Creare una pagina è semplice; aggiornarla, collegarla ad altre pagine, identificare contraddizioni con contenuti esistenti e tenerla viva nel tempo richiede uno sforzo continuo che è incompatibile con i ritmi lavorativi ordinari.</w:t>
+        <w:t xml:space="preserve">I wiki aziendali rappresentano da decenni lo strumento ideale per capitalizzare la conoscenza interna. Nella pratica, tuttavia, quasi tutti falliscono per la stessa ragione: la manutenzione. Creare una pagina e semplice; aggiornarla, collegarla ad altre pagine, identificare contraddizioni con contenuti esistenti e tenerla viva nel tempo richiede uno sforzo continuo che e incompatibile con i ritmi lavorativi ordinari.</w:t>
       </w:r>
     </w:p>
     <w:p>
@@ -676,7 +676,7 @@
           <w:sz w:val="22"/>
           <w:szCs w:val="22"/>
         </w:rPr>
-        <w:t xml:space="preserve">Il risultato è quasi sempre lo stesso: una base di conoscenza che parte promettente, si popola rapidamente nelle prime settimane, poi degrada in un archivio di pagine orfane, informazioni obsolete e cross-reference mancanti. Il costo di recupero diventa via via maggiore, fino all’abbandono.</w:t>
+        <w:t xml:space="preserve">Il risultato e quasi sempre lo stesso: una base di conoscenza che parte promettente, si popola rapidamente nelle prime settimane, poi degrada in un archivio di pagine orfane, informazioni obsolete e cross-reference mancanti. Il costo di recupero diventa via via maggiore, fino all'abbandono.</w:t>
       </w:r>
     </w:p>
     <w:p>
@@ -707,7 +707,7 @@
           <w:sz w:val="22"/>
           <w:szCs w:val="22"/>
         </w:rPr>
-        <w:t xml:space="preserve">Nel 1945 Vannevar Bush descrisse il Memex: un archivio personale in cui le connessioni tra documenti — le cosiddette “associative trails” — avevano valore pari ai documenti stessi. Bush intuiva che il vero capitale di una mente (o di un’organizzazione) non fossero i singoli documenti, ma le relazioni tra essi.</w:t>
+        <w:t xml:space="preserve">Nel 1945 Vannevar Bush descrisse il Memex: un archivio personale in cui le connessioni tra documenti -- le cosiddette associative trails -- avevano valore pari ai documenti stessi. Bush intuiva che il vero capitale di una mente (o di un'organizzazione) non fossero i singoli documenti, ma le relazioni tra essi.</w:t>
       </w:r>
     </w:p>
     <w:p>
@@ -722,7 +722,7 @@
           <w:sz w:val="22"/>
           <w:szCs w:val="22"/>
         </w:rPr>
-        <w:t xml:space="preserve">Il limite irrisolto del Memex era chi avrebbe curato quelle connessioni nel tempo. Bush non aveva una risposta. L’LLM Wiki ce l’ha.</w:t>
+        <w:t xml:space="preserve">Il limite irrisolto del Memex era chi avrebbe curato quelle connessioni nel tempo. Bush non aveva una risposta. L'LLM Wiki ce l'ha.</w:t>
       </w:r>
     </w:p>
     <w:p>
@@ -753,7 +753,7 @@
           <w:sz w:val="22"/>
           <w:szCs w:val="22"/>
         </w:rPr>
-        <w:t xml:space="preserve">Il paradigma RAG (Retrieval-Augmented Generation) è oggi la soluzione dominante per l’accesso enterprise alla conoscenza interna. Nell’approccio RAG, i documenti vengono indicizzati come vettori e recuperati a query-time per fornire contesto all’LLM. Questo approccio ha meriti reali, ma presenta limiti strutturali in scenari di accumulazione progressiva di conoscenza:</w:t>
+        <w:t xml:space="preserve">Il paradigma RAG (Retrieval-Augmented Generation) e oggi la soluzione dominante per l'accesso enterprise alla conoscenza interna. Nell'approccio RAG, i documenti vengono indicizzati come vettori e recuperati a query-time per fornire contesto all'LLM. Questo approccio ha meriti reali, ma presenta limiti strutturali in scenari di accumulazione progressiva di conoscenza:</w:t>
       </w:r>
     </w:p>
     <w:p>
@@ -810,7 +810,7 @@
           <w:sz w:val="22"/>
           <w:szCs w:val="22"/>
         </w:rPr>
-        <w:t xml:space="preserve">Ogni query richiede recupero e rielaborazione, anche per domande già affrontate.</w:t>
+        <w:t xml:space="preserve">Ogni query richiede recupero e rielaborazione, anche per domande gia affrontate.</w:t>
       </w:r>
     </w:p>
     <w:p>
@@ -885,7 +885,7 @@
           <w:sz w:val="22"/>
           <w:szCs w:val="22"/>
         </w:rPr>
-        <w:t xml:space="preserve">LLM Wiki si basa su tre layer canonici e tre operazioni fondamentali. L’architettura è volutamente semplice: file system + Markdown + un file di schema che codifica le convenzioni operative.</w:t>
+        <w:t xml:space="preserve">LLM Wiki si basa su tre layer canonici e tre operazioni fondamentali. L'architettura e volutamente semplice: file system + Markdown + un file di schema che codifica le convenzioni operative.</w:t>
       </w:r>
     </w:p>
     <w:p>
@@ -1074,7 +1074,7 @@
                 <w:sz w:val="20"/>
                 <w:szCs w:val="20"/>
               </w:rPr>
-              <w:t xml:space="preserve">Fonti originali depositate dall’utente: articoli, documenti, note, clip web. Mai modificate.</w:t>
+              <w:t xml:space="preserve">Fonti originali depositate dall'utente: articoli, documenti, note, clip web. Mai modificate.</w:t>
             </w:r>
           </w:p>
         </w:tc>
@@ -1103,7 +1103,7 @@
                 <w:sz w:val="20"/>
                 <w:szCs w:val="20"/>
               </w:rPr>
-              <w:t xml:space="preserve">Audit trail completo, fonte di verità immutabile</w:t>
+              <w:t xml:space="preserve">Audit trail completo, fonte di verita immutabile</w:t>
             </w:r>
           </w:p>
         </w:tc>
@@ -1163,7 +1163,7 @@
                 <w:sz w:val="20"/>
                 <w:szCs w:val="20"/>
               </w:rPr>
-              <w:t xml:space="preserve">Pagine Markdown create e mantenute dall’LLM: sources, entities, concepts, synthesis.</w:t>
+              <w:t xml:space="preserve">Pagine Markdown create e mantenute dall'LLM: sources, entities, concepts, synthesis.</w:t>
             </w:r>
           </w:p>
         </w:tc>
@@ -1252,7 +1252,7 @@
                 <w:sz w:val="20"/>
                 <w:szCs w:val="20"/>
               </w:rPr>
-              <w:t xml:space="preserve">File di istruzioni operative che definisce workflow, convenzioni e comportamenti dell’LLM.</w:t>
+              <w:t xml:space="preserve">File di istruzioni operative che definisce workflow, convenzioni e comportamenti dell'LLM.</w:t>
             </w:r>
           </w:p>
         </w:tc>
@@ -1281,7 +1281,7 @@
                 <w:sz w:val="20"/>
                 <w:szCs w:val="20"/>
               </w:rPr>
-              <w:t xml:space="preserve">Governanza del sistema, replicabilità, consistenza</w:t>
+              <w:t xml:space="preserve">Governanza del sistema, replicabilita, consistenza</w:t>
             </w:r>
           </w:p>
         </w:tc>
@@ -1341,7 +1341,7 @@
           <w:sz w:val="24"/>
           <w:szCs w:val="24"/>
         </w:rPr>
-        <w:t xml:space="preserve">INGEST — Integra una nuova fonte</w:t>
+        <w:t xml:space="preserve">INGEST -- Integra una nuova fonte</w:t>
       </w:r>
     </w:p>
     <w:p>
@@ -1356,7 +1356,7 @@
           <w:sz w:val="22"/>
           <w:szCs w:val="22"/>
         </w:rPr>
-        <w:t xml:space="preserve">Quando l’utente deposita materiale in raw/incoming/ e lancia l’operazione di ingest, l’LLM:</w:t>
+        <w:t xml:space="preserve">Quando l'utente deposita materiale in raw/incoming/ e lancia l'operazione di ingest, l'LLM:</w:t>
       </w:r>
     </w:p>
     <w:p>
@@ -1394,7 +1394,7 @@
           <w:sz w:val="22"/>
           <w:szCs w:val="22"/>
         </w:rPr>
-        <w:t xml:space="preserve">Crea una pagina source/ con struttura fissa (TL;DR, punti chiave, entità, concetti, citazioni, connessioni).</w:t>
+        <w:t xml:space="preserve">Crea una pagina source/ con struttura fissa (TL;DR, punti chiave, entita, concetti, citazioni, connessioni).</w:t>
       </w:r>
     </w:p>
     <w:p>
@@ -1451,7 +1451,7 @@
           <w:sz w:val="22"/>
           <w:szCs w:val="22"/>
         </w:rPr>
-        <w:t xml:space="preserve">Flagga eventuali contraddizioni con informazioni già presenti nel wiki.</w:t>
+        <w:t xml:space="preserve">Flagga eventuali contraddizioni con informazioni gia presenti nel wiki.</w:t>
       </w:r>
     </w:p>
     <w:p>
@@ -1491,7 +1491,7 @@
           <w:sz w:val="24"/>
           <w:szCs w:val="24"/>
         </w:rPr>
-        <w:t xml:space="preserve">QUERY — Interroga la base di conoscenza</w:t>
+        <w:t xml:space="preserve">QUERY -- Interroga la base di conoscenza</w:t>
       </w:r>
     </w:p>
     <w:p>
@@ -1506,7 +1506,7 @@
           <w:sz w:val="22"/>
           <w:szCs w:val="22"/>
         </w:rPr>
-        <w:t xml:space="preserve">L’LLM risponde leggendo il wiki (non le fonti grezze), citando le pagine rilevanti. Le risposte complesse possono essere archiviate come pagine di sintesi, arricchendo ulteriormente la base di conoscenza.</w:t>
+        <w:t xml:space="preserve">L'LLM risponde leggendo il wiki (non le fonti grezze), citando le pagine rilevanti. Le risposte complesse possono essere archiviate come pagine di sintesi, arricchendo ulteriormente la base di conoscenza.</w:t>
       </w:r>
     </w:p>
     <w:p>
@@ -1527,7 +1527,7 @@
           <w:sz w:val="24"/>
           <w:szCs w:val="24"/>
         </w:rPr>
-        <w:t xml:space="preserve">LINT — Health check della knowledge base</w:t>
+        <w:t xml:space="preserve">LINT -- Health check della knowledge base</w:t>
       </w:r>
     </w:p>
     <w:p>
@@ -1542,7 +1542,7 @@
           <w:sz w:val="22"/>
           <w:szCs w:val="22"/>
         </w:rPr>
-        <w:t xml:space="preserve">Un’operazione periodica che identifica: pagine orfane, concetti citati senza pagina dedicata, contraddizioni non flaggate, claim obsolete, cross-reference mancanti e lacune di conoscenza. Produce un report di azioni proposte da confermare prima dell’esecuzione.</w:t>
+        <w:t xml:space="preserve">Un'operazione periodica che identifica: pagine orfane, concetti citati senza pagina dedicata, contraddizioni non flaggate, claim obsolete, cross-reference mancanti e lacune di conoscenza. Produce un report di azioni proposte da confermare prima dell'esecuzione.</w:t>
       </w:r>
     </w:p>
     <w:p>
@@ -1578,7 +1578,7 @@
           <w:sz w:val="22"/>
           <w:szCs w:val="22"/>
         </w:rPr>
-        <w:t xml:space="preserve">Il confronto con il RAG classico è essenziale per posizionare correttamente LLM Wiki nel panorama delle soluzioni enterprise di knowledge management. I due approcci non sono mutuamente esclusivi, ma hanno punti di forza differenti.</w:t>
+        <w:t xml:space="preserve">Il confronto con il RAG classico e essenziale per posizionare correttamente LLM Wiki nel panorama delle soluzioni enterprise di knowledge management. I due approcci non sono mutuamente esclusivi, ma hanno punti di forza differenti.</w:t>
       </w:r>
     </w:p>
     <w:p>
@@ -1756,7 +1756,7 @@
                 <w:sz w:val="20"/>
                 <w:szCs w:val="20"/>
               </w:rPr>
-              <w:t xml:space="preserve">No — derivata a query-time</w:t>
+              <w:t xml:space="preserve">No - derivata a query-time</w:t>
             </w:r>
           </w:p>
         </w:tc>
@@ -1785,7 +1785,7 @@
                 <w:sz w:val="20"/>
                 <w:szCs w:val="20"/>
               </w:rPr>
-              <w:t xml:space="preserve">Sì — già nelle pagine</w:t>
+              <w:t xml:space="preserve">Si - gia nelle pagine</w:t>
             </w:r>
           </w:p>
         </w:tc>
@@ -2376,7 +2376,7 @@
                 <w:sz w:val="21"/>
                 <w:szCs w:val="21"/>
               </w:rPr>
-              <w:t xml:space="preserve">"Obsidian is the IDE; the LLM is the programmer; the wiki is the codebase." — LLM Wiki Pattern (Karpathy, 2026)</w:t>
+              <w:t xml:space="preserve">Obsidian is the IDE; the LLM is the programmer; the wiki is the codebase. -- LLM Wiki Pattern (Karpathy, 2026)</w:t>
             </w:r>
           </w:p>
         </w:tc>
@@ -2399,7 +2399,7 @@
           <w:sz w:val="22"/>
           <w:szCs w:val="22"/>
         </w:rPr>
-        <w:t xml:space="preserve">La differenza fondamentale è di natura epistemica: il RAG accede alla conoscenza grezza e la sintetizza on-demand; LLM Wiki capitalizza la sintesi in artefatti persistenti che crescono di valore ad ogni nuovo ingest. È la differenza tra consultare un archivio e avere un esperto interno che ha già studiato tutto il materiale disponibile.</w:t>
+        <w:t xml:space="preserve">La differenza fondamentale e di natura epistemica: il RAG accede alla conoscenza grezza e la sintetizza on-demand; LLM Wiki capitalizza la sintesi in artefatti persistenti che crescono di valore ad ogni nuovo ingest. E la differenza tra consultare un archivio e avere un esperto interno che ha gia studiato tutto il materiale disponibile.</w:t>
       </w:r>
     </w:p>
     <w:p>
@@ -2420,7 +2420,7 @@
           <w:sz w:val="36"/>
           <w:szCs w:val="36"/>
         </w:rPr>
-        <w:t xml:space="preserve">5. Potenzialità in Contesto Enterprise</w:t>
+        <w:t xml:space="preserve">5. Potenzialita in Contesto Enterprise</w:t>
       </w:r>
     </w:p>
     <w:p>
@@ -3056,7 +3056,7 @@
           <w:sz w:val="22"/>
           <w:szCs w:val="22"/>
         </w:rPr>
-        <w:t xml:space="preserve">Manutenzione zero per l’utente: l’LLM gestisce 10-15 aggiornamenti di pagina per ogni ingest.</w:t>
+        <w:t xml:space="preserve">Manutenzione zero per l'utente: l'LLM gestisce 10-15 aggiornamenti di pagina per ogni ingest.</w:t>
       </w:r>
     </w:p>
     <w:p>
@@ -3075,7 +3075,7 @@
           <w:sz w:val="22"/>
           <w:szCs w:val="22"/>
         </w:rPr>
-        <w:t xml:space="preserve">Navigabilità nativa: il wiki Markdown con Obsidian offre graph view, ricerca full-text, dataview.</w:t>
+        <w:t xml:space="preserve">Navigabilita nativa: il wiki Markdown con Obsidian offre graph view, ricerca full-text, dataview.</w:t>
       </w:r>
     </w:p>
     <w:p>
@@ -3094,7 +3094,7 @@
           <w:sz w:val="22"/>
           <w:szCs w:val="22"/>
         </w:rPr>
-        <w:t xml:space="preserve">Infrastruttura minima: a scala moderata (~100 fonti) non serve alcun vector DB né pipeline di embedding.</w:t>
+        <w:t xml:space="preserve">Infrastruttura minima: a scala moderata (~100 fonti) non serve alcun vector DB ne pipeline di embedding.</w:t>
       </w:r>
     </w:p>
     <w:p>
@@ -3168,7 +3168,7 @@
           <w:sz w:val="22"/>
           <w:szCs w:val="22"/>
         </w:rPr>
-        <w:t xml:space="preserve">LLM Wiki non è la soluzione ottimale per tutti i casi d’uso. Alcune considerazioni:</w:t>
+        <w:t xml:space="preserve">LLM Wiki non e la soluzione ottimale per tutti i casi d'uso. Alcune considerazioni:</w:t>
       </w:r>
     </w:p>
     <w:p>
@@ -3206,7 +3206,7 @@
           <w:sz w:val="22"/>
           <w:szCs w:val="22"/>
         </w:rPr>
-        <w:t xml:space="preserve">La qualità della sintesi dipende dalla qualità del file schema e delle istruzioni operative.</w:t>
+        <w:t xml:space="preserve">La qualita della sintesi dipende dalla qualita del file schema e delle istruzioni operative.</w:t>
       </w:r>
     </w:p>
     <w:p>
@@ -3244,7 +3244,7 @@
           <w:sz w:val="22"/>
           <w:szCs w:val="22"/>
         </w:rPr>
-        <w:t xml:space="preserve">Non sostituisce un sistema di ricerca full-text su documenti grezzi dove la fonte primaria è critica.</w:t>
+        <w:t xml:space="preserve">Non sostituisce un sistema di ricerca full-text su documenti grezzi dove la fonte primaria e critica.</w:t>
       </w:r>
     </w:p>
     <w:p>
@@ -3265,7 +3265,7 @@
           <w:sz w:val="36"/>
           <w:szCs w:val="36"/>
         </w:rPr>
-        <w:t xml:space="preserve">6. Caso d’Uso: La Wiki in Produzione</w:t>
+        <w:t xml:space="preserve">6. Caso d'Uso: La Wiki in Produzione</w:t>
       </w:r>
     </w:p>
     <w:p>
@@ -3280,7 +3280,7 @@
           <w:sz w:val="22"/>
           <w:szCs w:val="22"/>
         </w:rPr>
-        <w:t xml:space="preserve">La wiki allegata a questo report è un esempio concreto e operativo del pattern LLM Wiki. È stata costruita interamente da un LLM (Claude) a partire da materiali grezzi su API Anthropic, prompt engineering e knowledge management.</w:t>
+        <w:t xml:space="preserve">La wiki allegata a questo report e un esempio concreto e operativo del pattern LLM Wiki. E stata costruita interamente da un LLM (Claude) a partire da materiali grezzi su API Anthropic, prompt engineering e knowledge management.</w:t>
       </w:r>
     </w:p>
     <w:p>
@@ -3467,7 +3467,7 @@
                 <w:sz w:val="20"/>
                 <w:szCs w:val="20"/>
               </w:rPr>
-              <w:t xml:space="preserve">Pagine generate</w:t>
+              <w:t xml:space="preserve">Entita documentate</w:t>
             </w:r>
           </w:p>
         </w:tc>
@@ -3496,7 +3496,7 @@
                 <w:sz w:val="20"/>
                 <w:szCs w:val="20"/>
               </w:rPr>
-              <w:t xml:space="preserve">Entities: Anthropic, Claude, Vannevar Bush, Andrej Karpathy</w:t>
+              <w:t xml:space="preserve">Anthropic, Claude, Vannevar Bush, Andrej Karpathy</w:t>
             </w:r>
           </w:p>
         </w:tc>
@@ -3653,7 +3653,7 @@
                 <w:sz w:val="20"/>
                 <w:szCs w:val="20"/>
               </w:rPr>
-              <w:t xml:space="preserve">Tooling</w:t>
+              <w:t xml:space="preserve">Tooling di lettura</w:t>
             </w:r>
           </w:p>
         </w:tc>
@@ -3682,7 +3682,131 @@
                 <w:sz w:val="20"/>
                 <w:szCs w:val="20"/>
               </w:rPr>
-              <w:t xml:space="preserve">Obsidian come IDE di lettura, Claude come maintainer, CLAUDE.md come schema</w:t>
+              <w:t xml:space="preserve">Obsidian: graph view, dataview, ricerca full-text, Marp per presentazioni</w:t>
+            </w:r>
+          </w:p>
+        </w:tc>
+      </w:tr>
+      <w:tr>
+        <w:tc>
+          <w:tcPr>
+            <w:tcW w:type="dxa" w:w="3200"/>
+            <w:tcBorders>
+              <w:top w:val="single" w:color="CCCCCC" w:sz="4"/>
+              <w:left w:val="single" w:color="CCCCCC" w:sz="4"/>
+              <w:bottom w:val="single" w:color="CCCCCC" w:sz="4"/>
+              <w:right w:val="single" w:color="CCCCCC" w:sz="4"/>
+            </w:tcBorders>
+            <w:shd w:fill="D6E4F0" w:val="clear"/>
+            <w:tcMar>
+              <w:top w:type="dxa" w:w="80"/>
+              <w:left w:type="dxa" w:w="120"/>
+              <w:bottom w:type="dxa" w:w="80"/>
+              <w:right w:type="dxa" w:w="120"/>
+            </w:tcMar>
+          </w:tcPr>
+          <w:p>
+            <w:r>
+              <w:rPr>
+                <w:rFonts w:ascii="Arial" w:cs="Arial" w:eastAsia="Arial" w:hAnsi="Arial"/>
+                <w:b/>
+                <w:bCs/>
+                <w:color w:val="1F4E79"/>
+                <w:sz w:val="20"/>
+                <w:szCs w:val="20"/>
+              </w:rPr>
+              <w:t xml:space="preserve">Tooling di ingest</w:t>
+            </w:r>
+          </w:p>
+        </w:tc>
+        <w:tc>
+          <w:tcPr>
+            <w:tcW w:type="dxa" w:w="6160"/>
+            <w:tcBorders>
+              <w:top w:val="single" w:color="CCCCCC" w:sz="4"/>
+              <w:left w:val="single" w:color="CCCCCC" w:sz="4"/>
+              <w:bottom w:val="single" w:color="CCCCCC" w:sz="4"/>
+              <w:right w:val="single" w:color="CCCCCC" w:sz="4"/>
+            </w:tcBorders>
+            <w:shd w:fill="F9FBFD" w:val="clear"/>
+            <w:tcMar>
+              <w:top w:type="dxa" w:w="80"/>
+              <w:left w:type="dxa" w:w="120"/>
+              <w:bottom w:type="dxa" w:w="80"/>
+              <w:right w:type="dxa" w:w="120"/>
+            </w:tcMar>
+          </w:tcPr>
+          <w:p>
+            <w:r>
+              <w:rPr>
+                <w:rFonts w:ascii="Arial" w:cs="Arial" w:eastAsia="Arial" w:hAnsi="Arial"/>
+                <w:color w:val="595959"/>
+                <w:sz w:val="20"/>
+                <w:szCs w:val="20"/>
+              </w:rPr>
+              <w:t xml:space="preserve">Obsidian Web Clipper: estensione browser per convertire pagine web in Markdown</w:t>
+            </w:r>
+          </w:p>
+        </w:tc>
+      </w:tr>
+      <w:tr>
+        <w:tc>
+          <w:tcPr>
+            <w:tcW w:type="dxa" w:w="3200"/>
+            <w:tcBorders>
+              <w:top w:val="single" w:color="CCCCCC" w:sz="4"/>
+              <w:left w:val="single" w:color="CCCCCC" w:sz="4"/>
+              <w:bottom w:val="single" w:color="CCCCCC" w:sz="4"/>
+              <w:right w:val="single" w:color="CCCCCC" w:sz="4"/>
+            </w:tcBorders>
+            <w:shd w:fill="D6E4F0" w:val="clear"/>
+            <w:tcMar>
+              <w:top w:type="dxa" w:w="80"/>
+              <w:left w:type="dxa" w:w="120"/>
+              <w:bottom w:type="dxa" w:w="80"/>
+              <w:right w:type="dxa" w:w="120"/>
+            </w:tcMar>
+          </w:tcPr>
+          <w:p>
+            <w:r>
+              <w:rPr>
+                <w:rFonts w:ascii="Arial" w:cs="Arial" w:eastAsia="Arial" w:hAnsi="Arial"/>
+                <w:b/>
+                <w:bCs/>
+                <w:color w:val="1F4E79"/>
+                <w:sz w:val="20"/>
+                <w:szCs w:val="20"/>
+              </w:rPr>
+              <w:t xml:space="preserve">Maintainer</w:t>
+            </w:r>
+          </w:p>
+        </w:tc>
+        <w:tc>
+          <w:tcPr>
+            <w:tcW w:type="dxa" w:w="6160"/>
+            <w:tcBorders>
+              <w:top w:val="single" w:color="CCCCCC" w:sz="4"/>
+              <w:left w:val="single" w:color="CCCCCC" w:sz="4"/>
+              <w:bottom w:val="single" w:color="CCCCCC" w:sz="4"/>
+              <w:right w:val="single" w:color="CCCCCC" w:sz="4"/>
+            </w:tcBorders>
+            <w:shd w:fill="F9FBFD" w:val="clear"/>
+            <w:tcMar>
+              <w:top w:type="dxa" w:w="80"/>
+              <w:left w:type="dxa" w:w="120"/>
+              <w:bottom w:type="dxa" w:w="80"/>
+              <w:right w:type="dxa" w:w="120"/>
+            </w:tcMar>
+          </w:tcPr>
+          <w:p>
+            <w:r>
+              <w:rPr>
+                <w:rFonts w:ascii="Arial" w:cs="Arial" w:eastAsia="Arial" w:hAnsi="Arial"/>
+                <w:color w:val="595959"/>
+                <w:sz w:val="20"/>
+                <w:szCs w:val="20"/>
+              </w:rPr>
+              <w:t xml:space="preserve">Claude (LLM) -- aggiornamento automatico via CLAUDE.md come schema operativo</w:t>
             </w:r>
           </w:p>
         </w:tc>
@@ -3706,7 +3830,7 @@
           <w:sz w:val="28"/>
           <w:szCs w:val="28"/>
         </w:rPr>
-        <w:t xml:space="preserve">6.2 Come funziona in pratica</w:t>
+        <w:t xml:space="preserve">6.2 Obsidian come IDE della conoscenza</w:t>
       </w:r>
     </w:p>
     <w:p>
@@ -3721,7 +3845,7 @@
           <w:sz w:val="22"/>
           <w:szCs w:val="22"/>
         </w:rPr>
-        <w:t xml:space="preserve">Il workflow operativo della wiki dimostrativa è il seguente:</w:t>
+        <w:t xml:space="preserve">La wiki generata dall'LLM vive come file Markdown su filesystem ed e progettata per essere letta e navigata con Obsidian -- un editor di note che tratta i file .md come nodi di un grafo. Obsidian e il complemento naturale di LLM Wiki per tre ragioni principali:</w:t>
       </w:r>
     </w:p>
     <w:p>
@@ -3729,7 +3853,7 @@
         <w:pStyle w:val="ListParagraph"/>
         <w:numPr>
           <w:ilvl w:val="0"/>
-          <w:numId w:val="3"/>
+          <w:numId w:val="2"/>
         </w:numPr>
         <w:spacing w:after="60" w:before="60"/>
       </w:pPr>
@@ -3740,7 +3864,7 @@
           <w:sz w:val="22"/>
           <w:szCs w:val="22"/>
         </w:rPr>
-        <w:t xml:space="preserve">L’utente deposita un documento in raw/incoming/ (ad esempio una lezione sull’API Anthropic).</w:t>
+        <w:t xml:space="preserve">Graph View: visualizza tutte le pagine wiki come nodi interconnessi, rendendo immediatamente evidente la struttura della conoscenza e i cluster tematici.</w:t>
       </w:r>
     </w:p>
     <w:p>
@@ -3748,7 +3872,7 @@
         <w:pStyle w:val="ListParagraph"/>
         <w:numPr>
           <w:ilvl w:val="0"/>
-          <w:numId w:val="3"/>
+          <w:numId w:val="2"/>
         </w:numPr>
         <w:spacing w:after="60" w:before="60"/>
       </w:pPr>
@@ -3759,7 +3883,7 @@
           <w:sz w:val="22"/>
           <w:szCs w:val="22"/>
         </w:rPr>
-        <w:t xml:space="preserve">Lancia il comando “ingest” in una sessione con Claude.</w:t>
+        <w:t xml:space="preserve">Dataview: permette di interrogare il wiki come un database (es. tutte le pagine di tipo concept, aggiornate negli ultimi 7 giorni).</w:t>
       </w:r>
     </w:p>
     <w:p>
@@ -3767,7 +3891,7 @@
         <w:pStyle w:val="ListParagraph"/>
         <w:numPr>
           <w:ilvl w:val="0"/>
-          <w:numId w:val="3"/>
+          <w:numId w:val="2"/>
         </w:numPr>
         <w:spacing w:after="60" w:before="60"/>
       </w:pPr>
@@ -3778,51 +3902,29 @@
           <w:sz w:val="22"/>
           <w:szCs w:val="22"/>
         </w:rPr>
-        <w:t xml:space="preserve">Claude legge la fonte, estrae i concetti chiave, crea o aggiorna le pagine wiki/ rilevanti.</w:t>
-      </w:r>
-    </w:p>
-    <w:p>
-      <w:pPr>
-        <w:pStyle w:val="ListParagraph"/>
-        <w:numPr>
-          <w:ilvl w:val="0"/>
-          <w:numId w:val="3"/>
-        </w:numPr>
-        <w:spacing w:after="60" w:before="60"/>
-      </w:pPr>
-      <w:r>
-        <w:rPr>
-          <w:rFonts w:ascii="Arial" w:cs="Arial" w:eastAsia="Arial" w:hAnsi="Arial"/>
-          <w:color w:val="595959"/>
-          <w:sz w:val="22"/>
-          <w:szCs w:val="22"/>
-        </w:rPr>
-        <w:t xml:space="preserve">Al termine, raw/incoming/ è vuota; le pagine wiki/ sono arricchite e collegate.</w:t>
-      </w:r>
-    </w:p>
-    <w:p>
-      <w:pPr>
-        <w:pStyle w:val="ListParagraph"/>
-        <w:numPr>
-          <w:ilvl w:val="0"/>
-          <w:numId w:val="3"/>
-        </w:numPr>
-        <w:spacing w:after="60" w:before="60"/>
-      </w:pPr>
-      <w:r>
-        <w:rPr>
-          <w:rFonts w:ascii="Arial" w:cs="Arial" w:eastAsia="Arial" w:hAnsi="Arial"/>
-          <w:color w:val="595959"/>
-          <w:sz w:val="22"/>
-          <w:szCs w:val="22"/>
-        </w:rPr>
-        <w:t xml:space="preserve">L’utente può navigare il wiki in Obsidian o interrogarlo con query in linguaggio naturale.</w:t>
+        <w:t xml:space="preserve">Marp: converte pagine Markdown in presentazioni, permettendo di trasformare la conoscenza accumulata in slide pronte per meeting o condivisioni.</w:t>
       </w:r>
     </w:p>
     <w:p>
       <w:pPr>
         <w:spacing w:after="0" w:before="120"/>
       </w:pPr>
+    </w:p>
+    <w:p>
+      <w:pPr>
+        <w:pStyle w:val="Heading2"/>
+      </w:pPr>
+      <w:r>
+        <w:rPr>
+          <w:rFonts w:ascii="Arial" w:cs="Arial" w:eastAsia="Arial" w:hAnsi="Arial"/>
+          <w:b/>
+          <w:bCs/>
+          <w:color w:val="2E75B6"/>
+          <w:sz w:val="28"/>
+          <w:szCs w:val="28"/>
+        </w:rPr>
+        <w:t xml:space="preserve">6.3 Obsidian Web Clipper: ingest da siti internet</w:t>
+      </w:r>
     </w:p>
     <w:p>
       <w:pPr>
@@ -3836,7 +3938,22 @@
           <w:sz w:val="22"/>
           <w:szCs w:val="22"/>
         </w:rPr>
-        <w:t xml:space="preserve">Esempio concreto: dopo l’ingest di un documento sul system prompt, la wiki ha creato automaticamente la pagina concepts/system-prompt.md con definizione, esempi di codice Python, connessioni alle pagine API e multi-turn, e ha aggiornato la pagina di Claude per referenziare il concetto.</w:t>
+        <w:t xml:space="preserve">Una delle fonti piu comuni di conoscenza aziendale sono le risorse web: documentazioni ufficiali, articoli tecnici, corsi online. Obsidian Web Clipper e un'estensione browser che converte qualsiasi pagina web in un file Markdown strutturato, pronto per essere depositato in raw/incoming/ e ingested dall'LLM.</w:t>
+      </w:r>
+    </w:p>
+    <w:p>
+      <w:pPr>
+        <w:spacing w:after="100" w:before="80"/>
+        <w:jc w:val="both"/>
+      </w:pPr>
+      <w:r>
+        <w:rPr>
+          <w:rFonts w:ascii="Arial" w:cs="Arial" w:eastAsia="Arial" w:hAnsi="Arial"/>
+          <w:color w:val="595959"/>
+          <w:sz w:val="22"/>
+          <w:szCs w:val="22"/>
+        </w:rPr>
+        <w:t xml:space="preserve">Nel caso d'uso dimostrativo, questo strumento e stato utilizzato per trasformare le lezioni dell'Anthropic Academy -- il corso ufficiale sull'API di Claude -- in file Markdown. Ogni lezione del corso e diventata una fonte grezza, poi processata dall'LLM per generare pagine wiki su system prompt, temperature, tokenization, tool use, response streaming e altri concetti fondamentali.</w:t>
       </w:r>
     </w:p>
     <w:p>
@@ -3890,47 +4007,16 @@
                 <w:sz w:val="21"/>
                 <w:szCs w:val="21"/>
               </w:rPr>
-              <w:t xml:space="preserve">Punto chiave per il team tecnico: l’intera operazione — dalla fonte grezza alle pagine wiki aggiornate con cross-reference — richiede un singolo comando e nessun lavoro manuale. La convenzione è codificata nel file CLAUDE.md, non nei prompt al volo.</w:t>
+              <w:t xml:space="preserve">Il flusso completo: pagina web del corso Anthropic --&gt; Obsidian Web Clipper --&gt; file .md in raw/incoming/ --&gt; ingest da Claude --&gt; pagine wiki/ strutturate, collegate e navigabili in Obsidian. Zero copia-incolla manuale.</w:t>
             </w:r>
           </w:p>
         </w:tc>
       </w:tr>
     </w:tbl>
     <w:p>
-      <w:r>
-        <w:br w:type="page"/>
-      </w:r>
-    </w:p>
-    <w:p>
-      <w:pPr>
-        <w:pStyle w:val="Heading1"/>
-      </w:pPr>
-      <w:r>
-        <w:rPr>
-          <w:rFonts w:ascii="Arial" w:cs="Arial" w:eastAsia="Arial" w:hAnsi="Arial"/>
-          <w:b/>
-          <w:bCs/>
-          <w:color w:val="1F4E79"/>
-          <w:sz w:val="36"/>
-          <w:szCs w:val="36"/>
-        </w:rPr>
-        <w:t xml:space="preserve">7. Roadmap di Adozione</w:t>
-      </w:r>
-    </w:p>
-    <w:p>
-      <w:pPr>
-        <w:spacing w:after="100" w:before="80"/>
-        <w:jc w:val="both"/>
-      </w:pPr>
-      <w:r>
-        <w:rPr>
-          <w:rFonts w:ascii="Arial" w:cs="Arial" w:eastAsia="Arial" w:hAnsi="Arial"/>
-          <w:color w:val="595959"/>
-          <w:sz w:val="22"/>
-          <w:szCs w:val="22"/>
-        </w:rPr>
-        <w:t xml:space="preserve">L’adozione di LLM Wiki in contesto aziendale può avvenire in modo incrementale, partendo da un singolo team o dominio di conoscenza.</w:t>
-      </w:r>
+      <w:pPr>
+        <w:spacing w:after="0" w:before="160"/>
+      </w:pPr>
     </w:p>
     <w:p>
       <w:pPr>
@@ -3945,7 +4031,22 @@
           <w:sz w:val="28"/>
           <w:szCs w:val="28"/>
         </w:rPr>
-        <w:t xml:space="preserve">Fase 1 — Pilota (2-4 settimane)</w:t>
+        <w:t xml:space="preserve">6.4 Workflow operativo completo</w:t>
+      </w:r>
+    </w:p>
+    <w:p>
+      <w:pPr>
+        <w:spacing w:after="100" w:before="80"/>
+        <w:jc w:val="both"/>
+      </w:pPr>
+      <w:r>
+        <w:rPr>
+          <w:rFonts w:ascii="Arial" w:cs="Arial" w:eastAsia="Arial" w:hAnsi="Arial"/>
+          <w:color w:val="595959"/>
+          <w:sz w:val="22"/>
+          <w:szCs w:val="22"/>
+        </w:rPr>
+        <w:t xml:space="preserve">Il workflow operativo della wiki dimostrativa, dall'acquisizione della fonte alla conoscenza navigabile:</w:t>
       </w:r>
     </w:p>
     <w:p>
@@ -3953,7 +4054,7 @@
         <w:pStyle w:val="ListParagraph"/>
         <w:numPr>
           <w:ilvl w:val="0"/>
-          <w:numId w:val="2"/>
+          <w:numId w:val="3"/>
         </w:numPr>
         <w:spacing w:after="60" w:before="60"/>
       </w:pPr>
@@ -3964,7 +4065,7 @@
           <w:sz w:val="22"/>
           <w:szCs w:val="22"/>
         </w:rPr>
-        <w:t xml:space="preserve">Scegliere un dominio di conoscenza circoscritto (es. documentazione di un modulo, knowledge base di un progetto).</w:t>
+        <w:t xml:space="preserve">L'utente naviga una risorsa web (es. lezione Anthropic Academy) e la cattura con Obsidian Web Clipper: il file .md viene salvato automaticamente in raw/incoming/.</w:t>
       </w:r>
     </w:p>
     <w:p>
@@ -3972,7 +4073,7 @@
         <w:pStyle w:val="ListParagraph"/>
         <w:numPr>
           <w:ilvl w:val="0"/>
-          <w:numId w:val="2"/>
+          <w:numId w:val="3"/>
         </w:numPr>
         <w:spacing w:after="60" w:before="60"/>
       </w:pPr>
@@ -3983,7 +4084,7 @@
           <w:sz w:val="22"/>
           <w:szCs w:val="22"/>
         </w:rPr>
-        <w:t xml:space="preserve">Adattare il file CLAUDE.md alle convenzioni aziendali (lingua, tassonomia, struttura).</w:t>
+        <w:t xml:space="preserve">Lancia il comando "ingest" in una sessione con Claude.</w:t>
       </w:r>
     </w:p>
     <w:p>
@@ -3991,7 +4092,7 @@
         <w:pStyle w:val="ListParagraph"/>
         <w:numPr>
           <w:ilvl w:val="0"/>
-          <w:numId w:val="2"/>
+          <w:numId w:val="3"/>
         </w:numPr>
         <w:spacing w:after="60" w:before="60"/>
       </w:pPr>
@@ -4002,7 +4103,7 @@
           <w:sz w:val="22"/>
           <w:szCs w:val="22"/>
         </w:rPr>
-        <w:t xml:space="preserve">Avviare l’ingest delle prime 10-20 fonti esistenti.</w:t>
+        <w:t xml:space="preserve">Claude legge la fonte, estrae i concetti chiave, crea o aggiorna le pagine wiki/ rilevanti a cascata.</w:t>
       </w:r>
     </w:p>
     <w:p>
@@ -4010,7 +4111,7 @@
         <w:pStyle w:val="ListParagraph"/>
         <w:numPr>
           <w:ilvl w:val="0"/>
-          <w:numId w:val="2"/>
+          <w:numId w:val="3"/>
         </w:numPr>
         <w:spacing w:after="60" w:before="60"/>
       </w:pPr>
@@ -4021,23 +4122,7 @@
           <w:sz w:val="22"/>
           <w:szCs w:val="22"/>
         </w:rPr>
-        <w:t xml:space="preserve">Validare la qualità della sintesi con il team di riferimento.</w:t>
-      </w:r>
-    </w:p>
-    <w:p>
-      <w:pPr>
-        <w:pStyle w:val="Heading2"/>
-      </w:pPr>
-      <w:r>
-        <w:rPr>
-          <w:rFonts w:ascii="Arial" w:cs="Arial" w:eastAsia="Arial" w:hAnsi="Arial"/>
-          <w:b/>
-          <w:bCs/>
-          <w:color w:val="2E75B6"/>
-          <w:sz w:val="28"/>
-          <w:szCs w:val="28"/>
-        </w:rPr>
-        <w:t xml:space="preserve">Fase 2 — Espansione (1-3 mesi)</w:t>
+        <w:t xml:space="preserve">Al termine, raw/incoming/ e vuota; le pagine wiki/ sono arricchite, collegate e log aggiornato.</w:t>
       </w:r>
     </w:p>
     <w:p>
@@ -4045,7 +4130,7 @@
         <w:pStyle w:val="ListParagraph"/>
         <w:numPr>
           <w:ilvl w:val="0"/>
-          <w:numId w:val="2"/>
+          <w:numId w:val="3"/>
         </w:numPr>
         <w:spacing w:after="60" w:before="60"/>
       </w:pPr>
@@ -4056,159 +4141,13 @@
           <w:sz w:val="22"/>
           <w:szCs w:val="22"/>
         </w:rPr>
-        <w:t xml:space="preserve">Estendere ad altri domini o team.</w:t>
-      </w:r>
-    </w:p>
-    <w:p>
-      <w:pPr>
-        <w:pStyle w:val="ListParagraph"/>
-        <w:numPr>
-          <w:ilvl w:val="0"/>
-          <w:numId w:val="2"/>
-        </w:numPr>
-        <w:spacing w:after="60" w:before="60"/>
-      </w:pPr>
-      <w:r>
-        <w:rPr>
-          <w:rFonts w:ascii="Arial" w:cs="Arial" w:eastAsia="Arial" w:hAnsi="Arial"/>
-          <w:color w:val="595959"/>
-          <w:sz w:val="22"/>
-          <w:szCs w:val="22"/>
-        </w:rPr>
-        <w:t xml:space="preserve">Integrare nel workflow ordinario: ogni documento nuovo → ingest automatico o semi-automatico.</w:t>
-      </w:r>
-    </w:p>
-    <w:p>
-      <w:pPr>
-        <w:pStyle w:val="ListParagraph"/>
-        <w:numPr>
-          <w:ilvl w:val="0"/>
-          <w:numId w:val="2"/>
-        </w:numPr>
-        <w:spacing w:after="60" w:before="60"/>
-      </w:pPr>
-      <w:r>
-        <w:rPr>
-          <w:rFonts w:ascii="Arial" w:cs="Arial" w:eastAsia="Arial" w:hAnsi="Arial"/>
-          <w:color w:val="595959"/>
-          <w:sz w:val="22"/>
-          <w:szCs w:val="22"/>
-        </w:rPr>
-        <w:t xml:space="preserve">Aggiungere operazioni di lint periodiche per health check.</w:t>
-      </w:r>
-    </w:p>
-    <w:p>
-      <w:pPr>
-        <w:pStyle w:val="ListParagraph"/>
-        <w:numPr>
-          <w:ilvl w:val="0"/>
-          <w:numId w:val="2"/>
-        </w:numPr>
-        <w:spacing w:after="60" w:before="60"/>
-      </w:pPr>
-      <w:r>
-        <w:rPr>
-          <w:rFonts w:ascii="Arial" w:cs="Arial" w:eastAsia="Arial" w:hAnsi="Arial"/>
-          <w:color w:val="595959"/>
-          <w:sz w:val="22"/>
-          <w:szCs w:val="22"/>
-        </w:rPr>
-        <w:t xml:space="preserve">Valutare integrazione con Obsidian per navigazione grafica.</w:t>
-      </w:r>
-    </w:p>
-    <w:p>
-      <w:pPr>
-        <w:pStyle w:val="Heading2"/>
-      </w:pPr>
-      <w:r>
-        <w:rPr>
-          <w:rFonts w:ascii="Arial" w:cs="Arial" w:eastAsia="Arial" w:hAnsi="Arial"/>
-          <w:b/>
-          <w:bCs/>
-          <w:color w:val="2E75B6"/>
-          <w:sz w:val="28"/>
-          <w:szCs w:val="28"/>
-        </w:rPr>
-        <w:t xml:space="preserve">Fase 3 — Scala (3+ mesi)</w:t>
-      </w:r>
-    </w:p>
-    <w:p>
-      <w:pPr>
-        <w:pStyle w:val="ListParagraph"/>
-        <w:numPr>
-          <w:ilvl w:val="0"/>
-          <w:numId w:val="2"/>
-        </w:numPr>
-        <w:spacing w:after="60" w:before="60"/>
-      </w:pPr>
-      <w:r>
-        <w:rPr>
-          <w:rFonts w:ascii="Arial" w:cs="Arial" w:eastAsia="Arial" w:hAnsi="Arial"/>
-          <w:color w:val="595959"/>
-          <w:sz w:val="22"/>
-          <w:szCs w:val="22"/>
-        </w:rPr>
-        <w:t xml:space="preserve">A scala elevata, valutare affiancamento con embedding/RAG per ricerca su fonti grezze.</w:t>
-      </w:r>
-    </w:p>
-    <w:p>
-      <w:pPr>
-        <w:pStyle w:val="ListParagraph"/>
-        <w:numPr>
-          <w:ilvl w:val="0"/>
-          <w:numId w:val="2"/>
-        </w:numPr>
-        <w:spacing w:after="60" w:before="60"/>
-      </w:pPr>
-      <w:r>
-        <w:rPr>
-          <w:rFonts w:ascii="Arial" w:cs="Arial" w:eastAsia="Arial" w:hAnsi="Arial"/>
-          <w:color w:val="595959"/>
-          <w:sz w:val="22"/>
-          <w:szCs w:val="22"/>
-        </w:rPr>
-        <w:t xml:space="preserve">Governance: chi approva le pagine wiki? Chi gestisce i conflitti? Definire ownership.</w:t>
-      </w:r>
-    </w:p>
-    <w:p>
-      <w:pPr>
-        <w:pStyle w:val="ListParagraph"/>
-        <w:numPr>
-          <w:ilvl w:val="0"/>
-          <w:numId w:val="2"/>
-        </w:numPr>
-        <w:spacing w:after="60" w:before="60"/>
-      </w:pPr>
-      <w:r>
-        <w:rPr>
-          <w:rFonts w:ascii="Arial" w:cs="Arial" w:eastAsia="Arial" w:hAnsi="Arial"/>
-          <w:color w:val="595959"/>
-          <w:sz w:val="22"/>
-          <w:szCs w:val="22"/>
-        </w:rPr>
-        <w:t xml:space="preserve">Eventuale automazione dell’ingest via pipeline CI/CD o webhook su sistemi documentali esistenti.</w:t>
-      </w:r>
-    </w:p>
-    <w:p>
-      <w:r>
-        <w:br w:type="page"/>
-      </w:r>
-    </w:p>
-    <w:p>
-      <w:pPr>
-        <w:pStyle w:val="Heading1"/>
-      </w:pPr>
-      <w:r>
-        <w:rPr>
-          <w:rFonts w:ascii="Arial" w:cs="Arial" w:eastAsia="Arial" w:hAnsi="Arial"/>
-          <w:b/>
-          <w:bCs/>
-          <w:color w:val="1F4E79"/>
-          <w:sz w:val="36"/>
-          <w:szCs w:val="36"/>
-        </w:rPr>
-        <w:t xml:space="preserve">8. Conclusioni</w:t>
-      </w:r>
+        <w:t xml:space="preserve">L'utente naviga il wiki in Obsidian (graph view, ricerca, dataview) o interroga Claude con query in linguaggio naturale.</w:t>
+      </w:r>
+    </w:p>
+    <w:p>
+      <w:pPr>
+        <w:spacing w:after="0" w:before="120"/>
+      </w:pPr>
     </w:p>
     <w:p>
       <w:pPr>
@@ -4222,37 +4161,7 @@
           <w:sz w:val="22"/>
           <w:szCs w:val="22"/>
         </w:rPr>
-        <w:t xml:space="preserve">LLM Wiki rappresenta un cambio di paradigma nella gestione della conoscenza aziendale. Non è un chatbot sulla documentazione, né un motore di ricerca potenziato: è un sistema che trasforma la conoscenza da risorsa passiva e deperibile a capitale attivo e compounding.</w:t>
-      </w:r>
-    </w:p>
-    <w:p>
-      <w:pPr>
-        <w:spacing w:after="100" w:before="80"/>
-        <w:jc w:val="both"/>
-      </w:pPr>
-      <w:r>
-        <w:rPr>
-          <w:rFonts w:ascii="Arial" w:cs="Arial" w:eastAsia="Arial" w:hAnsi="Arial"/>
-          <w:color w:val="595959"/>
-          <w:sz w:val="22"/>
-          <w:szCs w:val="22"/>
-        </w:rPr>
-        <w:t xml:space="preserve">Il valore chiave non è tecnico, ma organizzativo: per la prima volta il costo di manutenzione di una base di conoscenza strutturata è vicino a zero. Questo rimuove il principale ostacolo che ha portato al fallimento di decenni di iniziative wiki aziendali.</w:t>
-      </w:r>
-    </w:p>
-    <w:p>
-      <w:pPr>
-        <w:spacing w:after="100" w:before="80"/>
-        <w:jc w:val="both"/>
-      </w:pPr>
-      <w:r>
-        <w:rPr>
-          <w:rFonts w:ascii="Arial" w:cs="Arial" w:eastAsia="Arial" w:hAnsi="Arial"/>
-          <w:color w:val="595959"/>
-          <w:sz w:val="22"/>
-          <w:szCs w:val="22"/>
-        </w:rPr>
-        <w:t xml:space="preserve">La wiki dimostrativa allegata prova che il pattern funziona: in poche sessioni di ingest, un corpus eterogeneo di documenti si è trasformato in una base di conoscenza navigabile, interconnessa e pronta ad essere interrogata e ampliata.</w:t>
+        <w:t xml:space="preserve">Esempio concreto: dopo l'ingest di una lezione sull'Anthropic Academy riguardante il system prompt, la wiki ha creato automaticamente la pagina concepts/system-prompt.md con definizione, esempi di codice Python, connessioni alle pagine API e multi-turn, aggiornando la pagina di Claude per referenziare il concetto.</w:t>
       </w:r>
     </w:p>
     <w:p>
@@ -4306,7 +4215,7 @@
                 <w:sz w:val="21"/>
                 <w:szCs w:val="21"/>
               </w:rPr>
-              <w:t xml:space="preserve">Il problema dei wiki aziendali non è mai stato la scrittura. È stato il mantenimento. LLM Wiki lo risolve assegnando quel costo all’LLM, che non si stanca, non dimentica e non ha altre priorità.</w:t>
+              <w:t xml:space="preserve">Punto chiave per il team tecnico: l'intera operazione -- dalla pagina web alle pagine wiki aggiornate con cross-reference -- richiede un'estensione browser e un singolo comando. Nessun lavoro manuale, nessuna pipeline da configurare. La convenzione e codificata nel file CLAUDE.md.</w:t>
             </w:r>
           </w:p>
         </w:tc>
@@ -4314,8 +4223,24 @@
     </w:tbl>
     <w:p>
       <w:pPr>
-        <w:spacing w:after="0" w:before="240"/>
-      </w:pPr>
+        <w:spacing w:after="0" w:before="160"/>
+      </w:pPr>
+    </w:p>
+    <w:p>
+      <w:pPr>
+        <w:pStyle w:val="Heading2"/>
+      </w:pPr>
+      <w:r>
+        <w:rPr>
+          <w:rFonts w:ascii="Arial" w:cs="Arial" w:eastAsia="Arial" w:hAnsi="Arial"/>
+          <w:b/>
+          <w:bCs/>
+          <w:color w:val="2E75B6"/>
+          <w:sz w:val="28"/>
+          <w:szCs w:val="28"/>
+        </w:rPr>
+        <w:t xml:space="preserve">6.5 Riferimento video</w:t>
+      </w:r>
     </w:p>
     <w:p>
       <w:pPr>
@@ -4329,7 +4254,476 @@
           <w:sz w:val="22"/>
           <w:szCs w:val="22"/>
         </w:rPr>
-        <w:t xml:space="preserve">Per avviare un progetto pilota o approfondire l’architettura tecnica, il file CLAUDE.md allegato alla wiki dimostrativa rappresenta il punto di partenza ideale.</w:t>
+        <w:t xml:space="preserve">Il pattern LLM Wiki applicato in questo caso d'uso e documentato nel seguente video di riferimento, che ha guidato la costruzione dell'esempio dimostrativo:</w:t>
+      </w:r>
+    </w:p>
+    <w:p>
+      <w:pPr>
+        <w:spacing w:after="0" w:before="80"/>
+      </w:pPr>
+    </w:p>
+    <w:p>
+      <w:pPr>
+        <w:spacing w:after="100" w:before="80"/>
+      </w:pPr>
+      <w:r>
+        <w:rPr>
+          <w:rFonts w:ascii="Arial" w:cs="Arial" w:eastAsia="Arial" w:hAnsi="Arial"/>
+          <w:b/>
+          <w:bCs/>
+          <w:color w:val="595959"/>
+          <w:sz w:val="22"/>
+          <w:szCs w:val="22"/>
+        </w:rPr>
+        <w:t xml:space="preserve">Video di riferimento: </w:t>
+      </w:r>
+      <w:hyperlink w:history="1" r:id="rId1youkuan_0vkrjtxid5l0">
+        <w:r>
+          <w:rPr>
+            <w:rStyle w:val="Hyperlink"/>
+            <w:rFonts w:ascii="Arial" w:cs="Arial" w:eastAsia="Arial" w:hAnsi="Arial"/>
+            <w:color w:val="2E75B6"/>
+            <w:sz w:val="22"/>
+            <w:szCs w:val="22"/>
+          </w:rPr>
+          <w:t xml:space="preserve">LLM Wiki Pattern -- YouTube (youtube.com/watch?v=LLxBcc_bMS8)</w:t>
+        </w:r>
+      </w:hyperlink>
+    </w:p>
+    <w:p>
+      <w:r>
+        <w:br w:type="page"/>
+      </w:r>
+    </w:p>
+    <w:p>
+      <w:pPr>
+        <w:pStyle w:val="Heading1"/>
+      </w:pPr>
+      <w:r>
+        <w:rPr>
+          <w:rFonts w:ascii="Arial" w:cs="Arial" w:eastAsia="Arial" w:hAnsi="Arial"/>
+          <w:b/>
+          <w:bCs/>
+          <w:color w:val="1F4E79"/>
+          <w:sz w:val="36"/>
+          <w:szCs w:val="36"/>
+        </w:rPr>
+        <w:t xml:space="preserve">7. Roadmap di Adozione</w:t>
+      </w:r>
+    </w:p>
+    <w:p>
+      <w:pPr>
+        <w:spacing w:after="100" w:before="80"/>
+        <w:jc w:val="both"/>
+      </w:pPr>
+      <w:r>
+        <w:rPr>
+          <w:rFonts w:ascii="Arial" w:cs="Arial" w:eastAsia="Arial" w:hAnsi="Arial"/>
+          <w:color w:val="595959"/>
+          <w:sz w:val="22"/>
+          <w:szCs w:val="22"/>
+        </w:rPr>
+        <w:t xml:space="preserve">L'adozione di LLM Wiki in contesto aziendale puo avvenire in modo incrementale, partendo da un singolo team o dominio di conoscenza.</w:t>
+      </w:r>
+    </w:p>
+    <w:p>
+      <w:pPr>
+        <w:pStyle w:val="Heading2"/>
+      </w:pPr>
+      <w:r>
+        <w:rPr>
+          <w:rFonts w:ascii="Arial" w:cs="Arial" w:eastAsia="Arial" w:hAnsi="Arial"/>
+          <w:b/>
+          <w:bCs/>
+          <w:color w:val="2E75B6"/>
+          <w:sz w:val="28"/>
+          <w:szCs w:val="28"/>
+        </w:rPr>
+        <w:t xml:space="preserve">Fase 1 -- Pilota (2-4 settimane)</w:t>
+      </w:r>
+    </w:p>
+    <w:p>
+      <w:pPr>
+        <w:pStyle w:val="ListParagraph"/>
+        <w:numPr>
+          <w:ilvl w:val="0"/>
+          <w:numId w:val="2"/>
+        </w:numPr>
+        <w:spacing w:after="60" w:before="60"/>
+      </w:pPr>
+      <w:r>
+        <w:rPr>
+          <w:rFonts w:ascii="Arial" w:cs="Arial" w:eastAsia="Arial" w:hAnsi="Arial"/>
+          <w:color w:val="595959"/>
+          <w:sz w:val="22"/>
+          <w:szCs w:val="22"/>
+        </w:rPr>
+        <w:t xml:space="preserve">Scegliere un dominio di conoscenza circoscritto (es. documentazione di un modulo, knowledge base di un progetto).</w:t>
+      </w:r>
+    </w:p>
+    <w:p>
+      <w:pPr>
+        <w:pStyle w:val="ListParagraph"/>
+        <w:numPr>
+          <w:ilvl w:val="0"/>
+          <w:numId w:val="2"/>
+        </w:numPr>
+        <w:spacing w:after="60" w:before="60"/>
+      </w:pPr>
+      <w:r>
+        <w:rPr>
+          <w:rFonts w:ascii="Arial" w:cs="Arial" w:eastAsia="Arial" w:hAnsi="Arial"/>
+          <w:color w:val="595959"/>
+          <w:sz w:val="22"/>
+          <w:szCs w:val="22"/>
+        </w:rPr>
+        <w:t xml:space="preserve">Adattare il file CLAUDE.md alle convenzioni aziendali (lingua, tassonomia, struttura).</w:t>
+      </w:r>
+    </w:p>
+    <w:p>
+      <w:pPr>
+        <w:pStyle w:val="ListParagraph"/>
+        <w:numPr>
+          <w:ilvl w:val="0"/>
+          <w:numId w:val="2"/>
+        </w:numPr>
+        <w:spacing w:after="60" w:before="60"/>
+      </w:pPr>
+      <w:r>
+        <w:rPr>
+          <w:rFonts w:ascii="Arial" w:cs="Arial" w:eastAsia="Arial" w:hAnsi="Arial"/>
+          <w:color w:val="595959"/>
+          <w:sz w:val="22"/>
+          <w:szCs w:val="22"/>
+        </w:rPr>
+        <w:t xml:space="preserve">Avviare l'ingest delle prime 10-20 fonti esistenti.</w:t>
+      </w:r>
+    </w:p>
+    <w:p>
+      <w:pPr>
+        <w:pStyle w:val="ListParagraph"/>
+        <w:numPr>
+          <w:ilvl w:val="0"/>
+          <w:numId w:val="2"/>
+        </w:numPr>
+        <w:spacing w:after="60" w:before="60"/>
+      </w:pPr>
+      <w:r>
+        <w:rPr>
+          <w:rFonts w:ascii="Arial" w:cs="Arial" w:eastAsia="Arial" w:hAnsi="Arial"/>
+          <w:color w:val="595959"/>
+          <w:sz w:val="22"/>
+          <w:szCs w:val="22"/>
+        </w:rPr>
+        <w:t xml:space="preserve">Validare la qualita della sintesi con il team di riferimento.</w:t>
+      </w:r>
+    </w:p>
+    <w:p>
+      <w:pPr>
+        <w:pStyle w:val="Heading2"/>
+      </w:pPr>
+      <w:r>
+        <w:rPr>
+          <w:rFonts w:ascii="Arial" w:cs="Arial" w:eastAsia="Arial" w:hAnsi="Arial"/>
+          <w:b/>
+          <w:bCs/>
+          <w:color w:val="2E75B6"/>
+          <w:sz w:val="28"/>
+          <w:szCs w:val="28"/>
+        </w:rPr>
+        <w:t xml:space="preserve">Fase 2 -- Espansione (1-3 mesi)</w:t>
+      </w:r>
+    </w:p>
+    <w:p>
+      <w:pPr>
+        <w:pStyle w:val="ListParagraph"/>
+        <w:numPr>
+          <w:ilvl w:val="0"/>
+          <w:numId w:val="2"/>
+        </w:numPr>
+        <w:spacing w:after="60" w:before="60"/>
+      </w:pPr>
+      <w:r>
+        <w:rPr>
+          <w:rFonts w:ascii="Arial" w:cs="Arial" w:eastAsia="Arial" w:hAnsi="Arial"/>
+          <w:color w:val="595959"/>
+          <w:sz w:val="22"/>
+          <w:szCs w:val="22"/>
+        </w:rPr>
+        <w:t xml:space="preserve">Estendere ad altri domini o team.</w:t>
+      </w:r>
+    </w:p>
+    <w:p>
+      <w:pPr>
+        <w:pStyle w:val="ListParagraph"/>
+        <w:numPr>
+          <w:ilvl w:val="0"/>
+          <w:numId w:val="2"/>
+        </w:numPr>
+        <w:spacing w:after="60" w:before="60"/>
+      </w:pPr>
+      <w:r>
+        <w:rPr>
+          <w:rFonts w:ascii="Arial" w:cs="Arial" w:eastAsia="Arial" w:hAnsi="Arial"/>
+          <w:color w:val="595959"/>
+          <w:sz w:val="22"/>
+          <w:szCs w:val="22"/>
+        </w:rPr>
+        <w:t xml:space="preserve">Integrare nel workflow ordinario: ogni documento nuovo viene ingested automaticamente o semi-automaticamente.</w:t>
+      </w:r>
+    </w:p>
+    <w:p>
+      <w:pPr>
+        <w:pStyle w:val="ListParagraph"/>
+        <w:numPr>
+          <w:ilvl w:val="0"/>
+          <w:numId w:val="2"/>
+        </w:numPr>
+        <w:spacing w:after="60" w:before="60"/>
+      </w:pPr>
+      <w:r>
+        <w:rPr>
+          <w:rFonts w:ascii="Arial" w:cs="Arial" w:eastAsia="Arial" w:hAnsi="Arial"/>
+          <w:color w:val="595959"/>
+          <w:sz w:val="22"/>
+          <w:szCs w:val="22"/>
+        </w:rPr>
+        <w:t xml:space="preserve">Aggiungere operazioni di lint periodiche per health check.</w:t>
+      </w:r>
+    </w:p>
+    <w:p>
+      <w:pPr>
+        <w:pStyle w:val="ListParagraph"/>
+        <w:numPr>
+          <w:ilvl w:val="0"/>
+          <w:numId w:val="2"/>
+        </w:numPr>
+        <w:spacing w:after="60" w:before="60"/>
+      </w:pPr>
+      <w:r>
+        <w:rPr>
+          <w:rFonts w:ascii="Arial" w:cs="Arial" w:eastAsia="Arial" w:hAnsi="Arial"/>
+          <w:color w:val="595959"/>
+          <w:sz w:val="22"/>
+          <w:szCs w:val="22"/>
+        </w:rPr>
+        <w:t xml:space="preserve">Valutare integrazione con Obsidian per navigazione grafica e Obsidian Web Clipper per acquisizione da web.</w:t>
+      </w:r>
+    </w:p>
+    <w:p>
+      <w:pPr>
+        <w:pStyle w:val="Heading2"/>
+      </w:pPr>
+      <w:r>
+        <w:rPr>
+          <w:rFonts w:ascii="Arial" w:cs="Arial" w:eastAsia="Arial" w:hAnsi="Arial"/>
+          <w:b/>
+          <w:bCs/>
+          <w:color w:val="2E75B6"/>
+          <w:sz w:val="28"/>
+          <w:szCs w:val="28"/>
+        </w:rPr>
+        <w:t xml:space="preserve">Fase 3 -- Scala (3+ mesi)</w:t>
+      </w:r>
+    </w:p>
+    <w:p>
+      <w:pPr>
+        <w:pStyle w:val="ListParagraph"/>
+        <w:numPr>
+          <w:ilvl w:val="0"/>
+          <w:numId w:val="2"/>
+        </w:numPr>
+        <w:spacing w:after="60" w:before="60"/>
+      </w:pPr>
+      <w:r>
+        <w:rPr>
+          <w:rFonts w:ascii="Arial" w:cs="Arial" w:eastAsia="Arial" w:hAnsi="Arial"/>
+          <w:color w:val="595959"/>
+          <w:sz w:val="22"/>
+          <w:szCs w:val="22"/>
+        </w:rPr>
+        <w:t xml:space="preserve">A scala elevata, valutare affiancamento con embedding/RAG per ricerca su fonti grezze.</w:t>
+      </w:r>
+    </w:p>
+    <w:p>
+      <w:pPr>
+        <w:pStyle w:val="ListParagraph"/>
+        <w:numPr>
+          <w:ilvl w:val="0"/>
+          <w:numId w:val="2"/>
+        </w:numPr>
+        <w:spacing w:after="60" w:before="60"/>
+      </w:pPr>
+      <w:r>
+        <w:rPr>
+          <w:rFonts w:ascii="Arial" w:cs="Arial" w:eastAsia="Arial" w:hAnsi="Arial"/>
+          <w:color w:val="595959"/>
+          <w:sz w:val="22"/>
+          <w:szCs w:val="22"/>
+        </w:rPr>
+        <w:t xml:space="preserve">Governance: chi approva le pagine wiki? Chi gestisce i conflitti? Definire ownership.</w:t>
+      </w:r>
+    </w:p>
+    <w:p>
+      <w:pPr>
+        <w:pStyle w:val="ListParagraph"/>
+        <w:numPr>
+          <w:ilvl w:val="0"/>
+          <w:numId w:val="2"/>
+        </w:numPr>
+        <w:spacing w:after="60" w:before="60"/>
+      </w:pPr>
+      <w:r>
+        <w:rPr>
+          <w:rFonts w:ascii="Arial" w:cs="Arial" w:eastAsia="Arial" w:hAnsi="Arial"/>
+          <w:color w:val="595959"/>
+          <w:sz w:val="22"/>
+          <w:szCs w:val="22"/>
+        </w:rPr>
+        <w:t xml:space="preserve">Eventuale automazione dell'ingest via pipeline CI/CD o webhook su sistemi documentali esistenti.</w:t>
+      </w:r>
+    </w:p>
+    <w:p>
+      <w:r>
+        <w:br w:type="page"/>
+      </w:r>
+    </w:p>
+    <w:p>
+      <w:pPr>
+        <w:pStyle w:val="Heading1"/>
+      </w:pPr>
+      <w:r>
+        <w:rPr>
+          <w:rFonts w:ascii="Arial" w:cs="Arial" w:eastAsia="Arial" w:hAnsi="Arial"/>
+          <w:b/>
+          <w:bCs/>
+          <w:color w:val="1F4E79"/>
+          <w:sz w:val="36"/>
+          <w:szCs w:val="36"/>
+        </w:rPr>
+        <w:t xml:space="preserve">8. Conclusioni</w:t>
+      </w:r>
+    </w:p>
+    <w:p>
+      <w:pPr>
+        <w:spacing w:after="100" w:before="80"/>
+        <w:jc w:val="both"/>
+      </w:pPr>
+      <w:r>
+        <w:rPr>
+          <w:rFonts w:ascii="Arial" w:cs="Arial" w:eastAsia="Arial" w:hAnsi="Arial"/>
+          <w:color w:val="595959"/>
+          <w:sz w:val="22"/>
+          <w:szCs w:val="22"/>
+        </w:rPr>
+        <w:t xml:space="preserve">LLM Wiki rappresenta un cambio di paradigma nella gestione della conoscenza aziendale. Non e un chatbot sulla documentazione, ne un motore di ricerca potenziato: e un sistema che trasforma la conoscenza da risorsa passiva e deperibile a capitale attivo e compounding.</w:t>
+      </w:r>
+    </w:p>
+    <w:p>
+      <w:pPr>
+        <w:spacing w:after="100" w:before="80"/>
+        <w:jc w:val="both"/>
+      </w:pPr>
+      <w:r>
+        <w:rPr>
+          <w:rFonts w:ascii="Arial" w:cs="Arial" w:eastAsia="Arial" w:hAnsi="Arial"/>
+          <w:color w:val="595959"/>
+          <w:sz w:val="22"/>
+          <w:szCs w:val="22"/>
+        </w:rPr>
+        <w:t xml:space="preserve">Il valore chiave non e tecnico, ma organizzativo: per la prima volta il costo di manutenzione di una base di conoscenza strutturata e vicino a zero. Questo rimuove il principale ostacolo che ha portato al fallimento di decenni di iniziative wiki aziendali.</w:t>
+      </w:r>
+    </w:p>
+    <w:p>
+      <w:pPr>
+        <w:spacing w:after="100" w:before="80"/>
+        <w:jc w:val="both"/>
+      </w:pPr>
+      <w:r>
+        <w:rPr>
+          <w:rFonts w:ascii="Arial" w:cs="Arial" w:eastAsia="Arial" w:hAnsi="Arial"/>
+          <w:color w:val="595959"/>
+          <w:sz w:val="22"/>
+          <w:szCs w:val="22"/>
+        </w:rPr>
+        <w:t xml:space="preserve">La wiki dimostrativa allegata prova che il pattern funziona: in poche sessioni di ingest -- alimentate da pagine web acquisite con Obsidian Web Clipper e navigate con Obsidian -- un corpus eterogeneo di documenti si e trasformato in una base di conoscenza navigabile, interconnessa e pronta ad essere interrogata e ampliata.</w:t>
+      </w:r>
+    </w:p>
+    <w:p>
+      <w:pPr>
+        <w:spacing w:after="0" w:before="120"/>
+      </w:pPr>
+    </w:p>
+    <w:tbl>
+      <w:tblPr>
+        <w:tblW w:type="dxa" w:w="9360"/>
+        <w:tblBorders>
+          <w:top w:val="single" w:color="auto" w:sz="4"/>
+          <w:left w:val="single" w:color="auto" w:sz="4"/>
+          <w:bottom w:val="single" w:color="auto" w:sz="4"/>
+          <w:right w:val="single" w:color="auto" w:sz="4"/>
+          <w:insideH w:val="single" w:color="auto" w:sz="4"/>
+          <w:insideV w:val="single" w:color="auto" w:sz="4"/>
+        </w:tblBorders>
+      </w:tblPr>
+      <w:tblGrid>
+        <w:gridCol w:w="9360"/>
+      </w:tblGrid>
+      <w:tr>
+        <w:tc>
+          <w:tcPr>
+            <w:tcW w:type="dxa" w:w="9360"/>
+            <w:tcBorders>
+              <w:top w:val="none" w:color="FFFFFF" w:sz="0"/>
+              <w:left w:val="single" w:color="2E75B6" w:sz="12"/>
+              <w:bottom w:val="none" w:color="FFFFFF" w:sz="0"/>
+              <w:right w:val="none" w:color="FFFFFF" w:sz="0"/>
+            </w:tcBorders>
+            <w:shd w:fill="D6E4F0" w:val="clear"/>
+            <w:tcMar>
+              <w:top w:type="dxa" w:w="100"/>
+              <w:left w:type="dxa" w:w="200"/>
+              <w:bottom w:type="dxa" w:w="100"/>
+              <w:right w:type="dxa" w:w="120"/>
+            </w:tcMar>
+          </w:tcPr>
+          <w:p>
+            <w:pPr>
+              <w:jc w:val="both"/>
+            </w:pPr>
+            <w:r>
+              <w:rPr>
+                <w:rFonts w:ascii="Arial" w:cs="Arial" w:eastAsia="Arial" w:hAnsi="Arial"/>
+                <w:i/>
+                <w:iCs/>
+                <w:color w:val="2C3E50"/>
+                <w:sz w:val="21"/>
+                <w:szCs w:val="21"/>
+              </w:rPr>
+              <w:t xml:space="preserve">Il problema dei wiki aziendali non e mai stato la scrittura. E stato il mantenimento. LLM Wiki lo risolve assegnando quel costo all'LLM, che non si stanca, non dimentica e non ha altre priorita.</w:t>
+            </w:r>
+          </w:p>
+        </w:tc>
+      </w:tr>
+    </w:tbl>
+    <w:p>
+      <w:pPr>
+        <w:spacing w:after="0" w:before="240"/>
+      </w:pPr>
+    </w:p>
+    <w:p>
+      <w:pPr>
+        <w:spacing w:after="100" w:before="80"/>
+        <w:jc w:val="both"/>
+      </w:pPr>
+      <w:r>
+        <w:rPr>
+          <w:rFonts w:ascii="Arial" w:cs="Arial" w:eastAsia="Arial" w:hAnsi="Arial"/>
+          <w:color w:val="595959"/>
+          <w:sz w:val="22"/>
+          <w:szCs w:val="22"/>
+        </w:rPr>
+        <w:t xml:space="preserve">Per avviare un progetto pilota o approfondire l'architettura tecnica, il file CLAUDE.md allegato alla wiki dimostrativa rappresenta il punto di partenza ideale. Il video di riferimento (youtube.com/watch?v=LLxBcc_bMS8) offre una panoramica visiva del pattern in azione.</w:t>
       </w:r>
     </w:p>
     <w:sectPr>
@@ -4403,7 +4797,7 @@
         <w:sz w:val="16"/>
         <w:szCs w:val="16"/>
       </w:rPr>
-      <w:t xml:space="preserve">Confidenziale — uso interno</w:t>
+      <w:t xml:space="preserve">Confidenziale -- uso interno</w:t>
     </w:r>
     <w:r>
       <w:rPr>
@@ -4485,7 +4879,7 @@
         <w:sz w:val="18"/>
         <w:szCs w:val="18"/>
       </w:rPr>
-      <w:t xml:space="preserve">LLM Wiki — Report Tecnico</w:t>
+      <w:t xml:space="preserve">LLM Wiki -- Report Tecnico</w:t>
     </w:r>
     <w:r>
       <w:rPr>
